--- a/ПРАКТИЧЕСКАЯ РАБОТА №1.docx
+++ b/ПРАКТИЧЕСКАЯ РАБОТА №1.docx
@@ -29,7 +29,7 @@
     <w:p>
       <w:pPr>
         <w:spacing w:after="0" w:line="240" w:lineRule="auto"/>
-        <w:ind w:firstLine="993"/>
+        <w:ind w:firstLine="709"/>
         <w:jc w:val="both"/>
         <w:rPr>
           <w:rFonts w:ascii="Times New Roman" w:hAnsi="Times New Roman" w:cs="Times New Roman"/>
@@ -69,7 +69,7 @@
     <w:p>
       <w:pPr>
         <w:spacing w:after="0" w:line="240" w:lineRule="auto"/>
-        <w:ind w:firstLine="993"/>
+        <w:ind w:firstLine="709"/>
         <w:jc w:val="both"/>
         <w:rPr>
           <w:rFonts w:ascii="Times New Roman" w:hAnsi="Times New Roman" w:cs="Times New Roman"/>
@@ -100,7 +100,7 @@
     <w:p>
       <w:pPr>
         <w:spacing w:after="0" w:line="240" w:lineRule="auto"/>
-        <w:ind w:firstLine="993"/>
+        <w:ind w:firstLine="709"/>
         <w:jc w:val="both"/>
         <w:rPr>
           <w:rFonts w:ascii="Times New Roman" w:hAnsi="Times New Roman" w:cs="Times New Roman"/>
@@ -131,7 +131,7 @@
     <w:p>
       <w:pPr>
         <w:spacing w:before="120" w:after="0" w:line="240" w:lineRule="auto"/>
-        <w:ind w:firstLine="993"/>
+        <w:ind w:firstLine="709"/>
         <w:jc w:val="both"/>
         <w:rPr>
           <w:rFonts w:ascii="Times New Roman" w:hAnsi="Times New Roman" w:cs="Times New Roman"/>
@@ -155,8 +155,16 @@
     </w:p>
     <w:p>
       <w:pPr>
+        <w:pStyle w:val="a7"/>
+        <w:numPr>
+          <w:ilvl w:val="0"/>
+          <w:numId w:val="2"/>
+        </w:numPr>
+        <w:tabs>
+          <w:tab w:val="left" w:pos="993"/>
+        </w:tabs>
         <w:spacing w:after="0" w:line="240" w:lineRule="auto"/>
-        <w:ind w:firstLine="993"/>
+        <w:ind w:left="0" w:firstLine="709"/>
         <w:jc w:val="both"/>
         <w:rPr>
           <w:rFonts w:ascii="Times New Roman" w:hAnsi="Times New Roman" w:cs="Times New Roman"/>
@@ -171,13 +179,14 @@
           <w:sz w:val="28"/>
           <w:szCs w:val="28"/>
         </w:rPr>
-        <w:t xml:space="preserve">1) Дайте определение понятию «класс». </w:t>
+        <w:t xml:space="preserve">Дайте определение понятию «класс». </w:t>
       </w:r>
     </w:p>
     <w:p>
       <w:pPr>
+        <w:pStyle w:val="a7"/>
         <w:spacing w:after="0" w:line="240" w:lineRule="auto"/>
-        <w:ind w:firstLine="993"/>
+        <w:ind w:left="0" w:firstLine="709"/>
         <w:jc w:val="both"/>
         <w:rPr>
           <w:rFonts w:ascii="Times New Roman" w:hAnsi="Times New Roman" w:cs="Times New Roman"/>
@@ -191,35 +200,70 @@
           <w:rFonts w:ascii="Times New Roman" w:hAnsi="Times New Roman" w:cs="Times New Roman"/>
           <w:sz w:val="28"/>
           <w:szCs w:val="28"/>
-        </w:rPr>
-        <w:t xml:space="preserve">2) Дайте определение понятию «объект». </w:t>
+          <w:lang w:val="ru-RU"/>
+        </w:rPr>
+        <w:t>Класс</w:t>
+      </w:r>
+      <w:r>
+        <w:rPr>
+          <w:rFonts w:ascii="Times New Roman" w:hAnsi="Times New Roman" w:cs="Times New Roman"/>
+          <w:sz w:val="28"/>
+          <w:szCs w:val="28"/>
+          <w:lang w:val="ru-RU"/>
+        </w:rPr>
+        <w:t xml:space="preserve"> – это </w:t>
+      </w:r>
+      <w:r>
+        <w:rPr>
+          <w:rFonts w:ascii="Times New Roman" w:hAnsi="Times New Roman" w:cs="Times New Roman"/>
+          <w:sz w:val="28"/>
+          <w:szCs w:val="28"/>
+          <w:lang w:val="ru-RU"/>
+        </w:rPr>
+        <w:t>«чертеж» или шаблон, определяющий структуру и поведение объектов (поля, свойства, методы)</w:t>
+      </w:r>
+      <w:r>
+        <w:rPr>
+          <w:rFonts w:ascii="Times New Roman" w:hAnsi="Times New Roman" w:cs="Times New Roman"/>
+          <w:sz w:val="28"/>
+          <w:szCs w:val="28"/>
+          <w:lang w:val="ru-RU"/>
+        </w:rPr>
+        <w:t>.</w:t>
       </w:r>
     </w:p>
     <w:p>
       <w:pPr>
+        <w:pStyle w:val="a7"/>
+        <w:numPr>
+          <w:ilvl w:val="0"/>
+          <w:numId w:val="2"/>
+        </w:numPr>
+        <w:tabs>
+          <w:tab w:val="left" w:pos="993"/>
+        </w:tabs>
         <w:spacing w:after="0" w:line="240" w:lineRule="auto"/>
-        <w:ind w:firstLine="993"/>
+        <w:ind w:left="0" w:firstLine="709"/>
         <w:jc w:val="both"/>
         <w:rPr>
           <w:rFonts w:ascii="Times New Roman" w:hAnsi="Times New Roman" w:cs="Times New Roman"/>
           <w:sz w:val="28"/>
           <w:szCs w:val="28"/>
-          <w:lang w:val="ru-RU"/>
-        </w:rPr>
-      </w:pPr>
-      <w:r>
-        <w:rPr>
-          <w:rFonts w:ascii="Times New Roman" w:hAnsi="Times New Roman" w:cs="Times New Roman"/>
-          <w:sz w:val="28"/>
-          <w:szCs w:val="28"/>
-        </w:rPr>
-        <w:t xml:space="preserve">3) Перечислите и опишите конструкторы класса. </w:t>
+        </w:rPr>
+      </w:pPr>
+      <w:r>
+        <w:rPr>
+          <w:rFonts w:ascii="Times New Roman" w:hAnsi="Times New Roman" w:cs="Times New Roman"/>
+          <w:sz w:val="28"/>
+          <w:szCs w:val="28"/>
+        </w:rPr>
+        <w:t xml:space="preserve">Дайте определение понятию «объект». </w:t>
       </w:r>
     </w:p>
     <w:p>
       <w:pPr>
         <w:spacing w:after="0" w:line="240" w:lineRule="auto"/>
-        <w:ind w:firstLine="993"/>
+        <w:ind w:firstLine="709"/>
         <w:jc w:val="both"/>
         <w:rPr>
           <w:rFonts w:ascii="Times New Roman" w:hAnsi="Times New Roman" w:cs="Times New Roman"/>
@@ -228,11 +272,140 @@
           <w:lang w:val="ru-RU"/>
         </w:rPr>
       </w:pPr>
+      <w:r>
+        <w:rPr>
+          <w:rFonts w:ascii="Times New Roman" w:hAnsi="Times New Roman" w:cs="Times New Roman"/>
+          <w:sz w:val="28"/>
+          <w:szCs w:val="28"/>
+          <w:lang w:val="ru-RU"/>
+        </w:rPr>
+        <w:t xml:space="preserve">Объект – это </w:t>
+      </w:r>
+      <w:r>
+        <w:rPr>
+          <w:rFonts w:ascii="Times New Roman" w:hAnsi="Times New Roman" w:cs="Times New Roman"/>
+          <w:sz w:val="28"/>
+          <w:szCs w:val="28"/>
+          <w:lang w:val="ru-RU"/>
+        </w:rPr>
+        <w:t>конкретный экземпляр класса, созданный в памяти компьютера на основе его описания.</w:t>
+      </w:r>
     </w:p>
     <w:p>
       <w:pPr>
+        <w:pStyle w:val="a7"/>
+        <w:numPr>
+          <w:ilvl w:val="0"/>
+          <w:numId w:val="2"/>
+        </w:numPr>
+        <w:tabs>
+          <w:tab w:val="left" w:pos="993"/>
+        </w:tabs>
+        <w:spacing w:after="0" w:line="240" w:lineRule="auto"/>
+        <w:ind w:left="0" w:firstLine="709"/>
+        <w:jc w:val="both"/>
+        <w:rPr>
+          <w:rFonts w:ascii="Times New Roman" w:hAnsi="Times New Roman" w:cs="Times New Roman"/>
+          <w:sz w:val="28"/>
+          <w:szCs w:val="28"/>
+          <w:lang w:val="ru-RU"/>
+        </w:rPr>
+      </w:pPr>
+      <w:r>
+        <w:rPr>
+          <w:rFonts w:ascii="Times New Roman" w:hAnsi="Times New Roman" w:cs="Times New Roman"/>
+          <w:sz w:val="28"/>
+          <w:szCs w:val="28"/>
+        </w:rPr>
+        <w:t xml:space="preserve">Перечислите и опишите конструкторы класса. </w:t>
+      </w:r>
+    </w:p>
+    <w:p>
+      <w:pPr>
+        <w:pStyle w:val="a7"/>
+        <w:spacing w:after="0" w:line="240" w:lineRule="auto"/>
+        <w:ind w:left="0" w:firstLine="709"/>
+        <w:jc w:val="both"/>
+        <w:rPr>
+          <w:rFonts w:ascii="Times New Roman" w:hAnsi="Times New Roman" w:cs="Times New Roman"/>
+          <w:sz w:val="28"/>
+          <w:szCs w:val="28"/>
+          <w:lang w:val="ru-RU"/>
+        </w:rPr>
+      </w:pPr>
+      <w:r>
+        <w:rPr>
+          <w:rFonts w:ascii="Times New Roman" w:hAnsi="Times New Roman" w:cs="Times New Roman"/>
+          <w:sz w:val="28"/>
+          <w:szCs w:val="28"/>
+          <w:lang w:val="ru-RU"/>
+        </w:rPr>
+        <w:t xml:space="preserve">Конструктор по умолчанию: </w:t>
+      </w:r>
+      <w:r>
+        <w:rPr>
+          <w:rFonts w:ascii="Times New Roman" w:hAnsi="Times New Roman" w:cs="Times New Roman"/>
+          <w:sz w:val="28"/>
+          <w:szCs w:val="28"/>
+          <w:lang w:val="ru-RU"/>
+        </w:rPr>
+        <w:t>не имеет параметров, инициализирует поля значениями «по умолчанию».</w:t>
+      </w:r>
+      <w:r>
+        <w:rPr>
+          <w:rFonts w:ascii="Times New Roman" w:hAnsi="Times New Roman" w:cs="Times New Roman"/>
+          <w:sz w:val="28"/>
+          <w:szCs w:val="28"/>
+          <w:lang w:val="ru-RU"/>
+        </w:rPr>
+        <w:t xml:space="preserve"> Параметризованный конструктор: </w:t>
+      </w:r>
+      <w:r>
+        <w:rPr>
+          <w:rFonts w:ascii="Times New Roman" w:hAnsi="Times New Roman" w:cs="Times New Roman"/>
+          <w:sz w:val="28"/>
+          <w:szCs w:val="28"/>
+          <w:lang w:val="ru-RU"/>
+        </w:rPr>
+        <w:t>принимает аргументы для установки начальных значений полей при создании объекта.</w:t>
+      </w:r>
+      <w:r>
+        <w:rPr>
+          <w:rFonts w:ascii="Times New Roman" w:hAnsi="Times New Roman" w:cs="Times New Roman"/>
+          <w:sz w:val="28"/>
+          <w:szCs w:val="28"/>
+          <w:lang w:val="ru-RU"/>
+        </w:rPr>
+        <w:t xml:space="preserve"> Статистический конструктор: </w:t>
+      </w:r>
+      <w:r>
+        <w:rPr>
+          <w:rFonts w:ascii="Times New Roman" w:hAnsi="Times New Roman" w:cs="Times New Roman"/>
+          <w:sz w:val="28"/>
+          <w:szCs w:val="28"/>
+          <w:lang w:val="ru-RU"/>
+        </w:rPr>
+        <w:t>вызывается один раз при первом обращении к классу.</w:t>
+      </w:r>
+    </w:p>
+    <w:p>
+      <w:pPr>
+        <w:pStyle w:val="a7"/>
+        <w:spacing w:after="0" w:line="240" w:lineRule="auto"/>
+        <w:ind w:left="0" w:firstLine="709"/>
+        <w:jc w:val="both"/>
+        <w:rPr>
+          <w:rFonts w:ascii="Times New Roman" w:hAnsi="Times New Roman" w:cs="Times New Roman"/>
+          <w:sz w:val="28"/>
+          <w:szCs w:val="28"/>
+          <w:lang w:val="ru-RU"/>
+        </w:rPr>
+      </w:pPr>
+    </w:p>
+    <w:p>
+      <w:pPr>
         <w:spacing w:before="120" w:after="0" w:line="240" w:lineRule="auto"/>
-        <w:ind w:firstLine="993"/>
+        <w:ind w:firstLine="709"/>
         <w:jc w:val="both"/>
         <w:rPr>
           <w:rFonts w:ascii="Times New Roman" w:hAnsi="Times New Roman" w:cs="Times New Roman"/>
@@ -257,7 +430,7 @@
     <w:p>
       <w:pPr>
         <w:spacing w:before="120" w:after="0" w:line="240" w:lineRule="auto"/>
-        <w:ind w:firstLine="993"/>
+        <w:ind w:firstLine="709"/>
         <w:jc w:val="both"/>
         <w:rPr>
           <w:rFonts w:ascii="Times New Roman" w:hAnsi="Times New Roman" w:cs="Times New Roman"/>
@@ -325,16 +498,7 @@
           <w:szCs w:val="28"/>
           <w:lang w:val="ru-RU"/>
         </w:rPr>
-        <w:t>)</w:t>
-      </w:r>
-      <w:r>
-        <w:rPr>
-          <w:rFonts w:ascii="Times New Roman" w:hAnsi="Times New Roman" w:cs="Times New Roman"/>
-          <w:sz w:val="28"/>
-          <w:szCs w:val="28"/>
-          <w:lang w:val="ru-RU"/>
-        </w:rPr>
-        <w:t>.</w:t>
+        <w:t>).</w:t>
       </w:r>
     </w:p>
     <w:p>
@@ -344,8 +508,11 @@
           <w:ilvl w:val="0"/>
           <w:numId w:val="1"/>
         </w:numPr>
+        <w:tabs>
+          <w:tab w:val="left" w:pos="993"/>
+        </w:tabs>
         <w:spacing w:after="0" w:line="240" w:lineRule="auto"/>
-        <w:ind w:left="0" w:firstLine="993"/>
+        <w:ind w:left="0" w:firstLine="709"/>
         <w:jc w:val="both"/>
         <w:rPr>
           <w:rFonts w:ascii="Times New Roman" w:hAnsi="Times New Roman" w:cs="Times New Roman"/>
@@ -404,8 +571,11 @@
           <w:ilvl w:val="0"/>
           <w:numId w:val="1"/>
         </w:numPr>
+        <w:tabs>
+          <w:tab w:val="left" w:pos="993"/>
+        </w:tabs>
         <w:spacing w:after="0" w:line="240" w:lineRule="auto"/>
-        <w:ind w:left="0" w:firstLine="993"/>
+        <w:ind w:left="0" w:firstLine="709"/>
         <w:jc w:val="both"/>
         <w:rPr>
           <w:rFonts w:ascii="Times New Roman" w:hAnsi="Times New Roman" w:cs="Times New Roman"/>
@@ -506,8 +676,11 @@
           <w:ilvl w:val="0"/>
           <w:numId w:val="1"/>
         </w:numPr>
+        <w:tabs>
+          <w:tab w:val="left" w:pos="993"/>
+        </w:tabs>
         <w:spacing w:after="0" w:line="240" w:lineRule="auto"/>
-        <w:ind w:left="0" w:firstLine="993"/>
+        <w:ind w:left="0" w:firstLine="709"/>
         <w:jc w:val="both"/>
         <w:rPr>
           <w:rFonts w:ascii="Times New Roman" w:hAnsi="Times New Roman" w:cs="Times New Roman"/>
@@ -566,8 +739,11 @@
           <w:ilvl w:val="0"/>
           <w:numId w:val="1"/>
         </w:numPr>
+        <w:tabs>
+          <w:tab w:val="left" w:pos="993"/>
+        </w:tabs>
         <w:spacing w:after="0" w:line="240" w:lineRule="auto"/>
-        <w:ind w:left="0" w:firstLine="993"/>
+        <w:ind w:left="0" w:firstLine="709"/>
         <w:jc w:val="both"/>
         <w:rPr>
           <w:rFonts w:ascii="Times New Roman" w:hAnsi="Times New Roman" w:cs="Times New Roman"/>
@@ -677,8 +853,11 @@
           <w:ilvl w:val="0"/>
           <w:numId w:val="1"/>
         </w:numPr>
+        <w:tabs>
+          <w:tab w:val="left" w:pos="993"/>
+        </w:tabs>
         <w:spacing w:after="0" w:line="240" w:lineRule="auto"/>
-        <w:ind w:left="0" w:firstLine="993"/>
+        <w:ind w:left="0" w:firstLine="709"/>
         <w:jc w:val="both"/>
         <w:rPr>
           <w:rFonts w:ascii="Times New Roman" w:hAnsi="Times New Roman" w:cs="Times New Roman"/>
@@ -773,8 +952,11 @@
           <w:ilvl w:val="0"/>
           <w:numId w:val="1"/>
         </w:numPr>
+        <w:tabs>
+          <w:tab w:val="left" w:pos="993"/>
+        </w:tabs>
         <w:spacing w:after="0" w:line="240" w:lineRule="auto"/>
-        <w:ind w:left="0" w:firstLine="993"/>
+        <w:ind w:left="0" w:firstLine="709"/>
         <w:jc w:val="both"/>
         <w:rPr>
           <w:rFonts w:ascii="Times New Roman" w:hAnsi="Times New Roman" w:cs="Times New Roman"/>
@@ -833,8 +1015,11 @@
           <w:ilvl w:val="0"/>
           <w:numId w:val="1"/>
         </w:numPr>
+        <w:tabs>
+          <w:tab w:val="left" w:pos="993"/>
+        </w:tabs>
         <w:spacing w:after="0" w:line="240" w:lineRule="auto"/>
-        <w:ind w:left="0" w:firstLine="993"/>
+        <w:ind w:left="0" w:firstLine="709"/>
         <w:jc w:val="both"/>
         <w:rPr>
           <w:rFonts w:ascii="Times New Roman" w:hAnsi="Times New Roman" w:cs="Times New Roman"/>
@@ -897,7 +1082,7 @@
     <w:p>
       <w:pPr>
         <w:spacing w:before="120" w:after="0" w:line="240" w:lineRule="auto"/>
-        <w:ind w:firstLine="992"/>
+        <w:ind w:firstLine="709"/>
         <w:jc w:val="both"/>
         <w:rPr>
           <w:rFonts w:ascii="Times New Roman" w:hAnsi="Times New Roman" w:cs="Times New Roman"/>
@@ -998,7 +1183,7 @@
     <w:p>
       <w:pPr>
         <w:spacing w:after="0" w:line="240" w:lineRule="auto"/>
-        <w:ind w:firstLine="992"/>
+        <w:ind w:firstLine="709"/>
         <w:jc w:val="both"/>
         <w:rPr>
           <w:rFonts w:ascii="Times New Roman" w:hAnsi="Times New Roman" w:cs="Times New Roman"/>
@@ -1064,7 +1249,16 @@
           <w:sz w:val="28"/>
           <w:szCs w:val="28"/>
         </w:rPr>
-        <w:t xml:space="preserve"> задания, листинги программ с подробными комментариями, оформленные согласно соглашений по оформлению исходного кода, результаты работы программы в виде скриншотов, показа</w:t>
+        <w:t xml:space="preserve"> задания, листинги программ с подробными комментариями, оформленные согласно соглашений по оформлению исходного кода, результаты </w:t>
+      </w:r>
+      <w:r>
+        <w:rPr>
+          <w:rFonts w:ascii="Times New Roman" w:hAnsi="Times New Roman" w:cs="Times New Roman"/>
+          <w:sz w:val="28"/>
+          <w:szCs w:val="28"/>
+        </w:rPr>
+        <w:lastRenderedPageBreak/>
+        <w:t>работы программы в виде скриншотов, показа</w:t>
       </w:r>
       <w:r>
         <w:rPr>
@@ -1191,16 +1385,16 @@
 <file path=word/numbering.xml><?xml version="1.0" encoding="utf-8"?>
 <w:numbering xmlns:wpc="http://schemas.microsoft.com/office/word/2010/wordprocessingCanvas" xmlns:cx="http://schemas.microsoft.com/office/drawing/2014/chartex" xmlns:cx1="http://schemas.microsoft.com/office/drawing/2015/9/8/chartex" xmlns:cx2="http://schemas.microsoft.com/office/drawing/2015/10/21/chartex" xmlns:cx3="http://schemas.microsoft.com/office/drawing/2016/5/9/chartex" xmlns:cx4="http://schemas.microsoft.com/office/drawing/2016/5/10/chartex" xmlns:cx5="http://schemas.microsoft.com/office/drawing/2016/5/11/chartex" xmlns:cx6="http://schemas.microsoft.com/office/drawing/2016/5/12/chartex" xmlns:cx7="http://schemas.microsoft.com/office/drawing/2016/5/13/chartex" xmlns:cx8="http://schemas.microsoft.com/office/drawing/2016/5/14/chartex" xmlns:mc="http://schemas.openxmlformats.org/markup-compatibility/2006" xmlns:aink="http://schemas.microsoft.com/office/drawing/2016/ink" xmlns:am3d="http://schemas.microsoft.com/office/drawing/2017/model3d" xmlns:o="urn:schemas-microsoft-com:office:office" xmlns:oel="http://schemas.microsoft.com/office/2019/extlst" xmlns:r="http://schemas.openxmlformats.org/officeDocument/2006/relationships" xmlns:m="http://schemas.openxmlformats.org/officeDocument/2006/math" xmlns:v="urn:schemas-microsoft-com:vml" xmlns:wp14="http://schemas.microsoft.com/office/word/2010/wordprocessingDrawing" xmlns:wp="http://schemas.openxmlformats.org/drawingml/2006/wordprocessingDrawing" xmlns:w10="urn:schemas-microsoft-com:office:word" xmlns:w="http://schemas.openxmlformats.org/wordprocessingml/2006/main" xmlns:w14="http://schemas.microsoft.com/office/word/2010/wordml" xmlns:w15="http://schemas.microsoft.com/office/word/2012/wordml" xmlns:w16cex="http://schemas.microsoft.com/office/word/2018/wordml/cex" xmlns:w16cid="http://schemas.microsoft.com/office/word/2016/wordml/cid" xmlns:w16="http://schemas.microsoft.com/office/word/2018/wordml" xmlns:w16du="http://schemas.microsoft.com/office/word/2023/wordml/word16du" xmlns:w16sdtdh="http://schemas.microsoft.com/office/word/2020/wordml/sdtdatahash" xmlns:w16sdtfl="http://schemas.microsoft.com/office/word/2024/wordml/sdtformatlock" xmlns:w16se="http://schemas.microsoft.com/office/word/2015/wordml/symex" xmlns:wpg="http://schemas.microsoft.com/office/word/2010/wordprocessingGroup" xmlns:wpi="http://schemas.microsoft.com/office/word/2010/wordprocessingInk" xmlns:wne="http://schemas.microsoft.com/office/word/2006/wordml" xmlns:wps="http://schemas.microsoft.com/office/word/2010/wordprocessingShape" mc:Ignorable="w14 w15 w16se w16cid w16 w16cex w16sdtdh w16sdtfl w16du wp14">
   <w:abstractNum w:abstractNumId="0" w15:restartNumberingAfterBreak="0">
-    <w:nsid w:val="18E40EF0"/>
+    <w:nsid w:val="0D731D61"/>
     <w:multiLevelType w:val="hybridMultilevel"/>
-    <w:tmpl w:val="9A0663D4"/>
-    <w:lvl w:ilvl="0" w:tplc="10000011">
+    <w:tmpl w:val="CA84C3A6"/>
+    <w:lvl w:ilvl="0" w:tplc="AD423320">
       <w:start w:val="1"/>
       <w:numFmt w:val="decimal"/>
       <w:lvlText w:val="%1)"/>
       <w:lvlJc w:val="left"/>
       <w:pPr>
-        <w:ind w:left="720" w:hanging="360"/>
+        <w:ind w:left="1353" w:hanging="360"/>
       </w:pPr>
       <w:rPr>
         <w:rFonts w:hint="default"/>
@@ -1212,7 +1406,7 @@
       <w:lvlText w:val="%2."/>
       <w:lvlJc w:val="left"/>
       <w:pPr>
-        <w:ind w:left="1440" w:hanging="360"/>
+        <w:ind w:left="2073" w:hanging="360"/>
       </w:pPr>
     </w:lvl>
     <w:lvl w:ilvl="2" w:tplc="1000001B" w:tentative="1">
@@ -1221,7 +1415,7 @@
       <w:lvlText w:val="%3."/>
       <w:lvlJc w:val="right"/>
       <w:pPr>
-        <w:ind w:left="2160" w:hanging="180"/>
+        <w:ind w:left="2793" w:hanging="180"/>
       </w:pPr>
     </w:lvl>
     <w:lvl w:ilvl="3" w:tplc="1000000F" w:tentative="1">
@@ -1230,7 +1424,7 @@
       <w:lvlText w:val="%4."/>
       <w:lvlJc w:val="left"/>
       <w:pPr>
-        <w:ind w:left="2880" w:hanging="360"/>
+        <w:ind w:left="3513" w:hanging="360"/>
       </w:pPr>
     </w:lvl>
     <w:lvl w:ilvl="4" w:tplc="10000019" w:tentative="1">
@@ -1239,7 +1433,7 @@
       <w:lvlText w:val="%5."/>
       <w:lvlJc w:val="left"/>
       <w:pPr>
-        <w:ind w:left="3600" w:hanging="360"/>
+        <w:ind w:left="4233" w:hanging="360"/>
       </w:pPr>
     </w:lvl>
     <w:lvl w:ilvl="5" w:tplc="1000001B" w:tentative="1">
@@ -1248,7 +1442,7 @@
       <w:lvlText w:val="%6."/>
       <w:lvlJc w:val="right"/>
       <w:pPr>
-        <w:ind w:left="4320" w:hanging="180"/>
+        <w:ind w:left="4953" w:hanging="180"/>
       </w:pPr>
     </w:lvl>
     <w:lvl w:ilvl="6" w:tplc="1000000F" w:tentative="1">
@@ -1257,7 +1451,7 @@
       <w:lvlText w:val="%7."/>
       <w:lvlJc w:val="left"/>
       <w:pPr>
-        <w:ind w:left="5040" w:hanging="360"/>
+        <w:ind w:left="5673" w:hanging="360"/>
       </w:pPr>
     </w:lvl>
     <w:lvl w:ilvl="7" w:tplc="10000019" w:tentative="1">
@@ -1266,7 +1460,7 @@
       <w:lvlText w:val="%8."/>
       <w:lvlJc w:val="left"/>
       <w:pPr>
-        <w:ind w:left="5760" w:hanging="360"/>
+        <w:ind w:left="6393" w:hanging="360"/>
       </w:pPr>
     </w:lvl>
     <w:lvl w:ilvl="8" w:tplc="1000001B" w:tentative="1">
@@ -1275,11 +1469,103 @@
       <w:lvlText w:val="%9."/>
       <w:lvlJc w:val="right"/>
       <w:pPr>
+        <w:ind w:left="7113" w:hanging="180"/>
+      </w:pPr>
+    </w:lvl>
+  </w:abstractNum>
+  <w:abstractNum w:abstractNumId="1" w15:restartNumberingAfterBreak="0">
+    <w:nsid w:val="18E40EF0"/>
+    <w:multiLevelType w:val="hybridMultilevel"/>
+    <w:tmpl w:val="9A0663D4"/>
+    <w:lvl w:ilvl="0" w:tplc="10000011">
+      <w:start w:val="1"/>
+      <w:numFmt w:val="decimal"/>
+      <w:lvlText w:val="%1)"/>
+      <w:lvlJc w:val="left"/>
+      <w:pPr>
+        <w:ind w:left="720" w:hanging="360"/>
+      </w:pPr>
+      <w:rPr>
+        <w:rFonts w:hint="default"/>
+      </w:rPr>
+    </w:lvl>
+    <w:lvl w:ilvl="1" w:tplc="10000019" w:tentative="1">
+      <w:start w:val="1"/>
+      <w:numFmt w:val="lowerLetter"/>
+      <w:lvlText w:val="%2."/>
+      <w:lvlJc w:val="left"/>
+      <w:pPr>
+        <w:ind w:left="1440" w:hanging="360"/>
+      </w:pPr>
+    </w:lvl>
+    <w:lvl w:ilvl="2" w:tplc="1000001B" w:tentative="1">
+      <w:start w:val="1"/>
+      <w:numFmt w:val="lowerRoman"/>
+      <w:lvlText w:val="%3."/>
+      <w:lvlJc w:val="right"/>
+      <w:pPr>
+        <w:ind w:left="2160" w:hanging="180"/>
+      </w:pPr>
+    </w:lvl>
+    <w:lvl w:ilvl="3" w:tplc="1000000F" w:tentative="1">
+      <w:start w:val="1"/>
+      <w:numFmt w:val="decimal"/>
+      <w:lvlText w:val="%4."/>
+      <w:lvlJc w:val="left"/>
+      <w:pPr>
+        <w:ind w:left="2880" w:hanging="360"/>
+      </w:pPr>
+    </w:lvl>
+    <w:lvl w:ilvl="4" w:tplc="10000019" w:tentative="1">
+      <w:start w:val="1"/>
+      <w:numFmt w:val="lowerLetter"/>
+      <w:lvlText w:val="%5."/>
+      <w:lvlJc w:val="left"/>
+      <w:pPr>
+        <w:ind w:left="3600" w:hanging="360"/>
+      </w:pPr>
+    </w:lvl>
+    <w:lvl w:ilvl="5" w:tplc="1000001B" w:tentative="1">
+      <w:start w:val="1"/>
+      <w:numFmt w:val="lowerRoman"/>
+      <w:lvlText w:val="%6."/>
+      <w:lvlJc w:val="right"/>
+      <w:pPr>
+        <w:ind w:left="4320" w:hanging="180"/>
+      </w:pPr>
+    </w:lvl>
+    <w:lvl w:ilvl="6" w:tplc="1000000F" w:tentative="1">
+      <w:start w:val="1"/>
+      <w:numFmt w:val="decimal"/>
+      <w:lvlText w:val="%7."/>
+      <w:lvlJc w:val="left"/>
+      <w:pPr>
+        <w:ind w:left="5040" w:hanging="360"/>
+      </w:pPr>
+    </w:lvl>
+    <w:lvl w:ilvl="7" w:tplc="10000019" w:tentative="1">
+      <w:start w:val="1"/>
+      <w:numFmt w:val="lowerLetter"/>
+      <w:lvlText w:val="%8."/>
+      <w:lvlJc w:val="left"/>
+      <w:pPr>
+        <w:ind w:left="5760" w:hanging="360"/>
+      </w:pPr>
+    </w:lvl>
+    <w:lvl w:ilvl="8" w:tplc="1000001B" w:tentative="1">
+      <w:start w:val="1"/>
+      <w:numFmt w:val="lowerRoman"/>
+      <w:lvlText w:val="%9."/>
+      <w:lvlJc w:val="right"/>
+      <w:pPr>
         <w:ind w:left="6480" w:hanging="180"/>
       </w:pPr>
     </w:lvl>
   </w:abstractNum>
   <w:num w:numId="1" w16cid:durableId="325715672">
+    <w:abstractNumId w:val="1"/>
+  </w:num>
+  <w:num w:numId="2" w16cid:durableId="1381325041">
     <w:abstractNumId w:val="0"/>
   </w:num>
 </w:numbering>
